--- a/Luis/Python AI ML/Luis Veliz.docx
+++ b/Luis/Python AI ML/Luis Veliz.docx
@@ -20,18 +20,8 @@
           <w:sz w:val="72"/>
           <w:szCs w:val="24"/>
         </w:rPr>
-        <w:t xml:space="preserve">Luis </w:t>
-      </w:r>
-      <w:proofErr w:type="spellStart"/>
-      <w:r>
-        <w:rPr>
-          <w:rFonts w:ascii="Stencil" w:eastAsia="Times New Roman" w:hAnsi="Stencil" w:cs="Arial"/>
-          <w:sz w:val="72"/>
-          <w:szCs w:val="24"/>
-        </w:rPr>
-        <w:t>Veliz</w:t>
-      </w:r>
-      <w:proofErr w:type="spellEnd"/>
+        <w:t>Luis Veliz</w:t>
+      </w:r>
     </w:p>
     <w:tbl>
       <w:tblPr>
@@ -73,66 +63,13 @@
             <w:r>
               <w:rPr>
                 <w:rFonts w:ascii="Times New Roman" w:eastAsia="Times New Roman" w:hAnsi="Times New Roman" w:cs="Times New Roman"/>
-                <w:b w:val="0"/>
                 <w:sz w:val="20"/>
                 <w:szCs w:val="24"/>
               </w:rPr>
-              <w:t>Los Angeles</w:t>
+              <w:t>Los Angeles, California, USA | luis.v.dev@outlook.com | https://www.linkedin.com/in/luis-veliz-8681513a4/ | +1 (305) 7070624</w:t>
             </w:r>
-            <w:r>
-              <w:rPr>
-                <w:rFonts w:ascii="Times New Roman" w:eastAsia="Times New Roman" w:hAnsi="Times New Roman" w:cs="Times New Roman"/>
-                <w:b w:val="0"/>
-                <w:sz w:val="20"/>
-                <w:szCs w:val="24"/>
-              </w:rPr>
-              <w:t xml:space="preserve">, California, USA | </w:t>
-            </w:r>
-            <w:r>
-              <w:rPr>
-                <w:rFonts w:ascii="Times New Roman" w:eastAsia="Times New Roman" w:hAnsi="Times New Roman" w:cs="Times New Roman"/>
-                <w:b w:val="0"/>
-                <w:sz w:val="20"/>
-                <w:szCs w:val="24"/>
-              </w:rPr>
-              <w:t>luis.v.dev@outlook.com</w:t>
-            </w:r>
-            <w:r>
-              <w:rPr>
-                <w:rFonts w:ascii="Times New Roman" w:eastAsia="Times New Roman" w:hAnsi="Times New Roman" w:cs="Times New Roman"/>
-                <w:b w:val="0"/>
-                <w:sz w:val="20"/>
-                <w:szCs w:val="24"/>
-              </w:rPr>
-              <w:t xml:space="preserve"> | </w:t>
-            </w:r>
-            <w:r>
-              <w:rPr>
-                <w:rFonts w:ascii="Times New Roman" w:eastAsia="Times New Roman" w:hAnsi="Times New Roman" w:cs="Times New Roman"/>
-                <w:b w:val="0"/>
-                <w:sz w:val="20"/>
-                <w:szCs w:val="24"/>
-              </w:rPr>
-              <w:t xml:space="preserve">https://www.linkedin.com/in/luis-veliz-8681513a4/ </w:t>
-            </w:r>
-            <w:r>
-              <w:rPr>
-                <w:rFonts w:ascii="Times New Roman" w:eastAsia="Times New Roman" w:hAnsi="Times New Roman" w:cs="Times New Roman"/>
-                <w:b w:val="0"/>
-                <w:sz w:val="20"/>
-                <w:szCs w:val="24"/>
-              </w:rPr>
-              <w:t xml:space="preserve">| </w:t>
-            </w:r>
-            <w:r>
-              <w:rPr>
-                <w:rFonts w:ascii="Times New Roman" w:eastAsia="Times New Roman" w:hAnsi="Times New Roman" w:cs="Times New Roman"/>
-                <w:b w:val="0"/>
-                <w:sz w:val="20"/>
-                <w:szCs w:val="24"/>
-              </w:rPr>
-              <w:t>+1 (305) 606 4408</w:t>
-            </w:r>
+            <w:bookmarkStart w:id="0" w:name="_GoBack"/>
+            <w:bookmarkEnd w:id="0"/>
           </w:p>
         </w:tc>
       </w:tr>
@@ -254,29 +191,34 @@
         </w:rPr>
         <w:t xml:space="preserve">, </w:t>
       </w:r>
-      <w:proofErr w:type="spellStart"/>
       <w:r>
         <w:rPr>
           <w:rStyle w:val="Strong"/>
           <w:rFonts w:ascii="Times New Roman" w:hAnsi="Times New Roman" w:cs="Times New Roman"/>
           <w:sz w:val="20"/>
         </w:rPr>
-        <w:t>agentic</w:t>
-      </w:r>
-      <w:proofErr w:type="spellEnd"/>
-      <w:r>
-        <w:rPr>
-          <w:rStyle w:val="Strong"/>
+        <w:t>agentic workflows</w:t>
+      </w:r>
+      <w:r>
+        <w:rPr>
           <w:rFonts w:ascii="Times New Roman" w:hAnsi="Times New Roman" w:cs="Times New Roman"/>
           <w:sz w:val="20"/>
         </w:rPr>
-        <w:t xml:space="preserve"> workflows</w:t>
-      </w:r>
-      <w:r>
-        <w:rPr>
+        <w:t xml:space="preserve">, </w:t>
+      </w:r>
+      <w:r>
+        <w:rPr>
+          <w:rStyle w:val="Strong"/>
           <w:rFonts w:ascii="Times New Roman" w:hAnsi="Times New Roman" w:cs="Times New Roman"/>
           <w:sz w:val="20"/>
         </w:rPr>
+        <w:t>NLP</w:t>
+      </w:r>
+      <w:r>
+        <w:rPr>
+          <w:rFonts w:ascii="Times New Roman" w:hAnsi="Times New Roman" w:cs="Times New Roman"/>
+          <w:sz w:val="20"/>
+        </w:rPr>
         <w:t xml:space="preserve">, </w:t>
       </w:r>
       <w:r>
@@ -285,13 +227,43 @@
           <w:rFonts w:ascii="Times New Roman" w:hAnsi="Times New Roman" w:cs="Times New Roman"/>
           <w:sz w:val="20"/>
         </w:rPr>
-        <w:t>NLP</w:t>
+        <w:t>computer vision</w:t>
       </w:r>
       <w:r>
         <w:rPr>
           <w:rFonts w:ascii="Times New Roman" w:hAnsi="Times New Roman" w:cs="Times New Roman"/>
           <w:sz w:val="20"/>
         </w:rPr>
+        <w:t xml:space="preserve">, and </w:t>
+      </w:r>
+      <w:r>
+        <w:rPr>
+          <w:rStyle w:val="Strong"/>
+          <w:rFonts w:ascii="Times New Roman" w:hAnsi="Times New Roman" w:cs="Times New Roman"/>
+          <w:sz w:val="20"/>
+        </w:rPr>
+        <w:t>high-performance inference</w:t>
+      </w:r>
+      <w:r>
+        <w:rPr>
+          <w:rFonts w:ascii="Times New Roman" w:hAnsi="Times New Roman" w:cs="Times New Roman"/>
+          <w:sz w:val="20"/>
+        </w:rPr>
+        <w:t xml:space="preserve">. Built end-to-end platforms spanning </w:t>
+      </w:r>
+      <w:r>
+        <w:rPr>
+          <w:rStyle w:val="Strong"/>
+          <w:rFonts w:ascii="Times New Roman" w:hAnsi="Times New Roman" w:cs="Times New Roman"/>
+          <w:sz w:val="20"/>
+        </w:rPr>
+        <w:t>data pipelines</w:t>
+      </w:r>
+      <w:r>
+        <w:rPr>
+          <w:rFonts w:ascii="Times New Roman" w:hAnsi="Times New Roman" w:cs="Times New Roman"/>
+          <w:sz w:val="20"/>
+        </w:rPr>
         <w:t xml:space="preserve">, </w:t>
       </w:r>
       <w:r>
@@ -300,13 +272,43 @@
           <w:rFonts w:ascii="Times New Roman" w:hAnsi="Times New Roman" w:cs="Times New Roman"/>
           <w:sz w:val="20"/>
         </w:rPr>
-        <w:t>computer vision</w:t>
+        <w:t>model training/fine-tuning</w:t>
       </w:r>
       <w:r>
         <w:rPr>
           <w:rFonts w:ascii="Times New Roman" w:hAnsi="Times New Roman" w:cs="Times New Roman"/>
           <w:sz w:val="20"/>
         </w:rPr>
+        <w:t xml:space="preserve">, </w:t>
+      </w:r>
+      <w:r>
+        <w:rPr>
+          <w:rStyle w:val="Strong"/>
+          <w:rFonts w:ascii="Times New Roman" w:hAnsi="Times New Roman" w:cs="Times New Roman"/>
+          <w:sz w:val="20"/>
+        </w:rPr>
+        <w:t>evaluation</w:t>
+      </w:r>
+      <w:r>
+        <w:rPr>
+          <w:rFonts w:ascii="Times New Roman" w:hAnsi="Times New Roman" w:cs="Times New Roman"/>
+          <w:sz w:val="20"/>
+        </w:rPr>
+        <w:t xml:space="preserve">, </w:t>
+      </w:r>
+      <w:r>
+        <w:rPr>
+          <w:rStyle w:val="Strong"/>
+          <w:rFonts w:ascii="Times New Roman" w:hAnsi="Times New Roman" w:cs="Times New Roman"/>
+          <w:sz w:val="20"/>
+        </w:rPr>
+        <w:t>deployment</w:t>
+      </w:r>
+      <w:r>
+        <w:rPr>
+          <w:rFonts w:ascii="Times New Roman" w:hAnsi="Times New Roman" w:cs="Times New Roman"/>
+          <w:sz w:val="20"/>
+        </w:rPr>
         <w:t xml:space="preserve">, and </w:t>
       </w:r>
       <w:r>
@@ -315,36 +317,43 @@
           <w:rFonts w:ascii="Times New Roman" w:hAnsi="Times New Roman" w:cs="Times New Roman"/>
           <w:sz w:val="20"/>
         </w:rPr>
-        <w:t>high-performance inference</w:t>
+        <w:t>MLOps automation</w:t>
       </w:r>
       <w:r>
         <w:rPr>
           <w:rFonts w:ascii="Times New Roman" w:hAnsi="Times New Roman" w:cs="Times New Roman"/>
           <w:sz w:val="20"/>
         </w:rPr>
-        <w:t xml:space="preserve">. </w:t>
-      </w:r>
-      <w:proofErr w:type="gramStart"/>
-      <w:r>
-        <w:rPr>
+        <w:t xml:space="preserve"> using </w:t>
+      </w:r>
+      <w:r>
+        <w:rPr>
+          <w:rStyle w:val="Strong"/>
           <w:rFonts w:ascii="Times New Roman" w:hAnsi="Times New Roman" w:cs="Times New Roman"/>
           <w:sz w:val="20"/>
         </w:rPr>
-        <w:t xml:space="preserve">Built end-to-end platforms spanning </w:t>
-      </w:r>
-      <w:r>
-        <w:rPr>
-          <w:rStyle w:val="Strong"/>
+        <w:t>Python</w:t>
+      </w:r>
+      <w:r>
+        <w:rPr>
           <w:rFonts w:ascii="Times New Roman" w:hAnsi="Times New Roman" w:cs="Times New Roman"/>
           <w:sz w:val="20"/>
         </w:rPr>
-        <w:t>data pipelines</w:t>
-      </w:r>
-      <w:r>
-        <w:rPr>
+        <w:t xml:space="preserve">, </w:t>
+      </w:r>
+      <w:r>
+        <w:rPr>
+          <w:rStyle w:val="Strong"/>
           <w:rFonts w:ascii="Times New Roman" w:hAnsi="Times New Roman" w:cs="Times New Roman"/>
           <w:sz w:val="20"/>
         </w:rPr>
+        <w:t>PyTorch</w:t>
+      </w:r>
+      <w:r>
+        <w:rPr>
+          <w:rFonts w:ascii="Times New Roman" w:hAnsi="Times New Roman" w:cs="Times New Roman"/>
+          <w:sz w:val="20"/>
+        </w:rPr>
         <w:t xml:space="preserve">, </w:t>
       </w:r>
       <w:r>
@@ -353,7 +362,7 @@
           <w:rFonts w:ascii="Times New Roman" w:hAnsi="Times New Roman" w:cs="Times New Roman"/>
           <w:sz w:val="20"/>
         </w:rPr>
-        <w:t>model training/fine-tuning</w:t>
+        <w:t>TensorFlow</w:t>
       </w:r>
       <w:r>
         <w:rPr>
@@ -368,7 +377,7 @@
           <w:rFonts w:ascii="Times New Roman" w:hAnsi="Times New Roman" w:cs="Times New Roman"/>
           <w:sz w:val="20"/>
         </w:rPr>
-        <w:t>evaluation</w:t>
+        <w:t>LangChain</w:t>
       </w:r>
       <w:r>
         <w:rPr>
@@ -383,230 +392,105 @@
           <w:rFonts w:ascii="Times New Roman" w:hAnsi="Times New Roman" w:cs="Times New Roman"/>
           <w:sz w:val="20"/>
         </w:rPr>
-        <w:t>deployment</w:t>
+        <w:t>vector databases</w:t>
       </w:r>
       <w:r>
         <w:rPr>
           <w:rFonts w:ascii="Times New Roman" w:hAnsi="Times New Roman" w:cs="Times New Roman"/>
           <w:sz w:val="20"/>
         </w:rPr>
+        <w:t xml:space="preserve">, </w:t>
+      </w:r>
+      <w:r>
+        <w:rPr>
+          <w:rStyle w:val="Strong"/>
+          <w:rFonts w:ascii="Times New Roman" w:hAnsi="Times New Roman" w:cs="Times New Roman"/>
+          <w:sz w:val="20"/>
+        </w:rPr>
+        <w:t>Kubernetes</w:t>
+      </w:r>
+      <w:r>
+        <w:rPr>
+          <w:rFonts w:ascii="Times New Roman" w:hAnsi="Times New Roman" w:cs="Times New Roman"/>
+          <w:sz w:val="20"/>
+        </w:rPr>
         <w:t xml:space="preserve">, and </w:t>
       </w:r>
-      <w:proofErr w:type="spellStart"/>
       <w:r>
         <w:rPr>
           <w:rStyle w:val="Strong"/>
           <w:rFonts w:ascii="Times New Roman" w:hAnsi="Times New Roman" w:cs="Times New Roman"/>
           <w:sz w:val="20"/>
         </w:rPr>
-        <w:t>MLOps</w:t>
-      </w:r>
-      <w:proofErr w:type="spellEnd"/>
-      <w:r>
-        <w:rPr>
-          <w:rStyle w:val="Strong"/>
+        <w:t>cloud-native</w:t>
+      </w:r>
+      <w:r>
+        <w:rPr>
           <w:rFonts w:ascii="Times New Roman" w:hAnsi="Times New Roman" w:cs="Times New Roman"/>
           <w:sz w:val="20"/>
         </w:rPr>
-        <w:t xml:space="preserve"> automation</w:t>
-      </w:r>
-      <w:r>
-        <w:rPr>
+        <w:t xml:space="preserve"> architectures. Known for shipping </w:t>
+      </w:r>
+      <w:r>
+        <w:rPr>
+          <w:rStyle w:val="Strong"/>
           <w:rFonts w:ascii="Times New Roman" w:hAnsi="Times New Roman" w:cs="Times New Roman"/>
           <w:sz w:val="20"/>
         </w:rPr>
-        <w:t xml:space="preserve"> using </w:t>
-      </w:r>
-      <w:r>
-        <w:rPr>
-          <w:rStyle w:val="Strong"/>
+        <w:t>scalable</w:t>
+      </w:r>
+      <w:r>
+        <w:rPr>
           <w:rFonts w:ascii="Times New Roman" w:hAnsi="Times New Roman" w:cs="Times New Roman"/>
           <w:sz w:val="20"/>
         </w:rPr>
-        <w:t>Python</w:t>
-      </w:r>
-      <w:r>
-        <w:rPr>
+        <w:t xml:space="preserve">, </w:t>
+      </w:r>
+      <w:r>
+        <w:rPr>
+          <w:rStyle w:val="Strong"/>
           <w:rFonts w:ascii="Times New Roman" w:hAnsi="Times New Roman" w:cs="Times New Roman"/>
           <w:sz w:val="20"/>
         </w:rPr>
-        <w:t xml:space="preserve">, </w:t>
-      </w:r>
-      <w:proofErr w:type="spellStart"/>
-      <w:r>
-        <w:rPr>
-          <w:rStyle w:val="Strong"/>
+        <w:t>observable</w:t>
+      </w:r>
+      <w:r>
+        <w:rPr>
           <w:rFonts w:ascii="Times New Roman" w:hAnsi="Times New Roman" w:cs="Times New Roman"/>
           <w:sz w:val="20"/>
         </w:rPr>
-        <w:t>PyTorch</w:t>
-      </w:r>
-      <w:proofErr w:type="spellEnd"/>
-      <w:r>
-        <w:rPr>
+        <w:t xml:space="preserve">, and </w:t>
+      </w:r>
+      <w:r>
+        <w:rPr>
+          <w:rStyle w:val="Strong"/>
           <w:rFonts w:ascii="Times New Roman" w:hAnsi="Times New Roman" w:cs="Times New Roman"/>
           <w:sz w:val="20"/>
         </w:rPr>
-        <w:t xml:space="preserve">, </w:t>
-      </w:r>
-      <w:proofErr w:type="spellStart"/>
-      <w:r>
-        <w:rPr>
-          <w:rStyle w:val="Strong"/>
+        <w:t>cost-efficient</w:t>
+      </w:r>
+      <w:r>
+        <w:rPr>
           <w:rFonts w:ascii="Times New Roman" w:hAnsi="Times New Roman" w:cs="Times New Roman"/>
           <w:sz w:val="20"/>
         </w:rPr>
-        <w:t>TensorFlow</w:t>
-      </w:r>
-      <w:proofErr w:type="spellEnd"/>
-      <w:r>
-        <w:rPr>
+        <w:t xml:space="preserve"> AI products with strong </w:t>
+      </w:r>
+      <w:r>
+        <w:rPr>
+          <w:rStyle w:val="Strong"/>
           <w:rFonts w:ascii="Times New Roman" w:hAnsi="Times New Roman" w:cs="Times New Roman"/>
           <w:sz w:val="20"/>
         </w:rPr>
-        <w:t xml:space="preserve">, </w:t>
-      </w:r>
-      <w:proofErr w:type="spellStart"/>
-      <w:r>
-        <w:rPr>
-          <w:rStyle w:val="Strong"/>
+        <w:t>cross-functional</w:t>
+      </w:r>
+      <w:r>
+        <w:rPr>
           <w:rFonts w:ascii="Times New Roman" w:hAnsi="Times New Roman" w:cs="Times New Roman"/>
           <w:sz w:val="20"/>
         </w:rPr>
-        <w:t>LangChain</w:t>
-      </w:r>
-      <w:proofErr w:type="spellEnd"/>
-      <w:r>
-        <w:rPr>
-          <w:rFonts w:ascii="Times New Roman" w:hAnsi="Times New Roman" w:cs="Times New Roman"/>
-          <w:sz w:val="20"/>
-        </w:rPr>
-        <w:t xml:space="preserve">, </w:t>
-      </w:r>
-      <w:r>
-        <w:rPr>
-          <w:rStyle w:val="Strong"/>
-          <w:rFonts w:ascii="Times New Roman" w:hAnsi="Times New Roman" w:cs="Times New Roman"/>
-          <w:sz w:val="20"/>
-        </w:rPr>
-        <w:t>vector databases</w:t>
-      </w:r>
-      <w:r>
-        <w:rPr>
-          <w:rFonts w:ascii="Times New Roman" w:hAnsi="Times New Roman" w:cs="Times New Roman"/>
-          <w:sz w:val="20"/>
-        </w:rPr>
-        <w:t xml:space="preserve">, </w:t>
-      </w:r>
-      <w:proofErr w:type="spellStart"/>
-      <w:r>
-        <w:rPr>
-          <w:rStyle w:val="Strong"/>
-          <w:rFonts w:ascii="Times New Roman" w:hAnsi="Times New Roman" w:cs="Times New Roman"/>
-          <w:sz w:val="20"/>
-        </w:rPr>
-        <w:t>Kubernetes</w:t>
-      </w:r>
-      <w:proofErr w:type="spellEnd"/>
-      <w:r>
-        <w:rPr>
-          <w:rFonts w:ascii="Times New Roman" w:hAnsi="Times New Roman" w:cs="Times New Roman"/>
-          <w:sz w:val="20"/>
-        </w:rPr>
-        <w:t xml:space="preserve">, and </w:t>
-      </w:r>
-      <w:r>
-        <w:rPr>
-          <w:rStyle w:val="Strong"/>
-          <w:rFonts w:ascii="Times New Roman" w:hAnsi="Times New Roman" w:cs="Times New Roman"/>
-          <w:sz w:val="20"/>
-        </w:rPr>
-        <w:t>cloud-native</w:t>
-      </w:r>
-      <w:r>
-        <w:rPr>
-          <w:rFonts w:ascii="Times New Roman" w:hAnsi="Times New Roman" w:cs="Times New Roman"/>
-          <w:sz w:val="20"/>
-        </w:rPr>
-        <w:t xml:space="preserve"> architectures.</w:t>
-      </w:r>
-      <w:proofErr w:type="gramEnd"/>
-      <w:r>
-        <w:rPr>
-          <w:rFonts w:ascii="Times New Roman" w:hAnsi="Times New Roman" w:cs="Times New Roman"/>
-          <w:sz w:val="20"/>
-        </w:rPr>
-        <w:t xml:space="preserve"> </w:t>
-      </w:r>
-      <w:proofErr w:type="gramStart"/>
-      <w:r>
-        <w:rPr>
-          <w:rFonts w:ascii="Times New Roman" w:hAnsi="Times New Roman" w:cs="Times New Roman"/>
-          <w:sz w:val="20"/>
-        </w:rPr>
-        <w:t xml:space="preserve">Known for shipping </w:t>
-      </w:r>
-      <w:r>
-        <w:rPr>
-          <w:rStyle w:val="Strong"/>
-          <w:rFonts w:ascii="Times New Roman" w:hAnsi="Times New Roman" w:cs="Times New Roman"/>
-          <w:sz w:val="20"/>
-        </w:rPr>
-        <w:t>scalable</w:t>
-      </w:r>
-      <w:r>
-        <w:rPr>
-          <w:rFonts w:ascii="Times New Roman" w:hAnsi="Times New Roman" w:cs="Times New Roman"/>
-          <w:sz w:val="20"/>
-        </w:rPr>
-        <w:t xml:space="preserve">, </w:t>
-      </w:r>
-      <w:r>
-        <w:rPr>
-          <w:rStyle w:val="Strong"/>
-          <w:rFonts w:ascii="Times New Roman" w:hAnsi="Times New Roman" w:cs="Times New Roman"/>
-          <w:sz w:val="20"/>
-        </w:rPr>
-        <w:t>observable</w:t>
-      </w:r>
-      <w:r>
-        <w:rPr>
-          <w:rFonts w:ascii="Times New Roman" w:hAnsi="Times New Roman" w:cs="Times New Roman"/>
-          <w:sz w:val="20"/>
-        </w:rPr>
-        <w:t xml:space="preserve">, and </w:t>
-      </w:r>
-      <w:r>
-        <w:rPr>
-          <w:rStyle w:val="Strong"/>
-          <w:rFonts w:ascii="Times New Roman" w:hAnsi="Times New Roman" w:cs="Times New Roman"/>
-          <w:sz w:val="20"/>
-        </w:rPr>
-        <w:t>cost-efficient</w:t>
-      </w:r>
-      <w:r>
-        <w:rPr>
-          <w:rFonts w:ascii="Times New Roman" w:hAnsi="Times New Roman" w:cs="Times New Roman"/>
-          <w:sz w:val="20"/>
-        </w:rPr>
-        <w:t xml:space="preserve"> AI products with strong </w:t>
-      </w:r>
-      <w:r>
-        <w:rPr>
-          <w:rStyle w:val="Strong"/>
-          <w:rFonts w:ascii="Times New Roman" w:hAnsi="Times New Roman" w:cs="Times New Roman"/>
-          <w:sz w:val="20"/>
-        </w:rPr>
-        <w:t>cross-functional</w:t>
-      </w:r>
-      <w:r>
-        <w:rPr>
-          <w:rFonts w:ascii="Times New Roman" w:hAnsi="Times New Roman" w:cs="Times New Roman"/>
-          <w:sz w:val="20"/>
-        </w:rPr>
         <w:t xml:space="preserve"> collaboration and clear technical leadership.</w:t>
       </w:r>
-      <w:proofErr w:type="gramEnd"/>
     </w:p>
     <w:p>
       <w:pPr>
@@ -646,8 +530,6 @@
           <w:sz w:val="20"/>
         </w:rPr>
       </w:pPr>
-      <w:bookmarkStart w:id="0" w:name="_GoBack"/>
-      <w:bookmarkEnd w:id="0"/>
       <w:r>
         <w:rPr>
           <w:rStyle w:val="Strong"/>
@@ -672,21 +554,7 @@
         <w:rPr>
           <w:sz w:val="20"/>
         </w:rPr>
-        <w:t xml:space="preserve"> (</w:t>
-      </w:r>
-      <w:proofErr w:type="spellStart"/>
-      <w:r>
-        <w:rPr>
-          <w:sz w:val="20"/>
-        </w:rPr>
-        <w:t>OpenAI</w:t>
-      </w:r>
-      <w:proofErr w:type="spellEnd"/>
-      <w:r>
-        <w:rPr>
-          <w:sz w:val="20"/>
-        </w:rPr>
-        <w:t xml:space="preserve">, Claude, Llama), </w:t>
+        <w:t xml:space="preserve"> (OpenAI, Claude, Llama), </w:t>
       </w:r>
       <w:r>
         <w:rPr>
@@ -751,49 +619,7 @@
         <w:rPr>
           <w:sz w:val="20"/>
         </w:rPr>
-        <w:t xml:space="preserve"> (</w:t>
-      </w:r>
-      <w:proofErr w:type="spellStart"/>
-      <w:r>
-        <w:rPr>
-          <w:sz w:val="20"/>
-        </w:rPr>
-        <w:t>PyTorch</w:t>
-      </w:r>
-      <w:proofErr w:type="spellEnd"/>
-      <w:r>
-        <w:rPr>
-          <w:sz w:val="20"/>
-        </w:rPr>
-        <w:t xml:space="preserve">, </w:t>
-      </w:r>
-      <w:proofErr w:type="spellStart"/>
-      <w:r>
-        <w:rPr>
-          <w:sz w:val="20"/>
-        </w:rPr>
-        <w:t>TensorFlow</w:t>
-      </w:r>
-      <w:proofErr w:type="spellEnd"/>
-      <w:r>
-        <w:rPr>
-          <w:sz w:val="20"/>
-        </w:rPr>
-        <w:t xml:space="preserve">, </w:t>
-      </w:r>
-      <w:proofErr w:type="spellStart"/>
-      <w:r>
-        <w:rPr>
-          <w:sz w:val="20"/>
-        </w:rPr>
-        <w:t>Keras</w:t>
-      </w:r>
-      <w:proofErr w:type="spellEnd"/>
-      <w:r>
-        <w:rPr>
-          <w:sz w:val="20"/>
-        </w:rPr>
-        <w:t xml:space="preserve">), </w:t>
+        <w:t xml:space="preserve"> (PyTorch, TensorFlow, Keras), </w:t>
       </w:r>
       <w:r>
         <w:rPr>
@@ -860,7 +686,6 @@
         </w:rPr>
         <w:t xml:space="preserve">, Go, Node.js, </w:t>
       </w:r>
-      <w:proofErr w:type="spellStart"/>
       <w:r>
         <w:rPr>
           <w:rStyle w:val="Strong"/>
@@ -868,14 +693,12 @@
         </w:rPr>
         <w:t>FastAPI</w:t>
       </w:r>
-      <w:proofErr w:type="spellEnd"/>
       <w:r>
         <w:rPr>
           <w:sz w:val="20"/>
         </w:rPr>
         <w:t xml:space="preserve">, Flask, </w:t>
       </w:r>
-      <w:proofErr w:type="spellStart"/>
       <w:r>
         <w:rPr>
           <w:rStyle w:val="Strong"/>
@@ -883,43 +706,25 @@
         </w:rPr>
         <w:t>gRPC</w:t>
       </w:r>
-      <w:proofErr w:type="spellEnd"/>
+      <w:r>
+        <w:rPr>
+          <w:sz w:val="20"/>
+        </w:rPr>
+        <w:t xml:space="preserve">, async services, </w:t>
+      </w:r>
+      <w:r>
+        <w:rPr>
+          <w:rStyle w:val="Strong"/>
+          <w:sz w:val="20"/>
+        </w:rPr>
+        <w:t>TorchServe</w:t>
+      </w:r>
       <w:r>
         <w:rPr>
           <w:sz w:val="20"/>
         </w:rPr>
         <w:t xml:space="preserve">, </w:t>
       </w:r>
-      <w:proofErr w:type="spellStart"/>
-      <w:r>
-        <w:rPr>
-          <w:sz w:val="20"/>
-        </w:rPr>
-        <w:t>async</w:t>
-      </w:r>
-      <w:proofErr w:type="spellEnd"/>
-      <w:r>
-        <w:rPr>
-          <w:sz w:val="20"/>
-        </w:rPr>
-        <w:t xml:space="preserve"> services, </w:t>
-      </w:r>
-      <w:proofErr w:type="spellStart"/>
-      <w:r>
-        <w:rPr>
-          <w:rStyle w:val="Strong"/>
-          <w:sz w:val="20"/>
-        </w:rPr>
-        <w:t>TorchServe</w:t>
-      </w:r>
-      <w:proofErr w:type="spellEnd"/>
-      <w:r>
-        <w:rPr>
-          <w:sz w:val="20"/>
-        </w:rPr>
-        <w:t xml:space="preserve">, </w:t>
-      </w:r>
-      <w:proofErr w:type="spellStart"/>
       <w:r>
         <w:rPr>
           <w:rStyle w:val="Strong"/>
@@ -927,7 +732,6 @@
         </w:rPr>
         <w:t>TensorRT</w:t>
       </w:r>
-      <w:proofErr w:type="spellEnd"/>
       <w:r>
         <w:rPr>
           <w:sz w:val="20"/>
@@ -960,7 +764,6 @@
         </w:rPr>
         <w:t xml:space="preserve"> — Relational: </w:t>
       </w:r>
-      <w:proofErr w:type="spellStart"/>
       <w:r>
         <w:rPr>
           <w:rStyle w:val="Strong"/>
@@ -968,28 +771,12 @@
         </w:rPr>
         <w:t>PostgreSQL</w:t>
       </w:r>
-      <w:proofErr w:type="spellEnd"/>
-      <w:r>
-        <w:rPr>
-          <w:sz w:val="20"/>
-        </w:rPr>
-        <w:t xml:space="preserve">, MySQL, SQL Server | </w:t>
-      </w:r>
-      <w:proofErr w:type="spellStart"/>
-      <w:r>
-        <w:rPr>
-          <w:sz w:val="20"/>
-        </w:rPr>
-        <w:t>NoSQL</w:t>
-      </w:r>
-      <w:proofErr w:type="spellEnd"/>
-      <w:r>
-        <w:rPr>
-          <w:sz w:val="20"/>
-        </w:rPr>
-        <w:t xml:space="preserve">: </w:t>
-      </w:r>
-      <w:proofErr w:type="spellStart"/>
+      <w:r>
+        <w:rPr>
+          <w:sz w:val="20"/>
+        </w:rPr>
+        <w:t xml:space="preserve">, MySQL, SQL Server | NoSQL: </w:t>
+      </w:r>
       <w:r>
         <w:rPr>
           <w:rStyle w:val="Strong"/>
@@ -997,40 +784,11 @@
         </w:rPr>
         <w:t>Redis</w:t>
       </w:r>
-      <w:proofErr w:type="spellEnd"/>
-      <w:r>
-        <w:rPr>
-          <w:sz w:val="20"/>
-        </w:rPr>
-        <w:t xml:space="preserve">, </w:t>
-      </w:r>
-      <w:proofErr w:type="spellStart"/>
-      <w:r>
-        <w:rPr>
-          <w:sz w:val="20"/>
-        </w:rPr>
-        <w:t>MongoDB</w:t>
-      </w:r>
-      <w:proofErr w:type="spellEnd"/>
-      <w:r>
-        <w:rPr>
-          <w:sz w:val="20"/>
-        </w:rPr>
-        <w:t xml:space="preserve">, </w:t>
-      </w:r>
-      <w:proofErr w:type="spellStart"/>
-      <w:r>
-        <w:rPr>
-          <w:sz w:val="20"/>
-        </w:rPr>
-        <w:t>DynamoDB</w:t>
-      </w:r>
-      <w:proofErr w:type="spellEnd"/>
-      <w:r>
-        <w:rPr>
-          <w:sz w:val="20"/>
-        </w:rPr>
-        <w:t xml:space="preserve"> | Queues/streams: </w:t>
+      <w:r>
+        <w:rPr>
+          <w:sz w:val="20"/>
+        </w:rPr>
+        <w:t xml:space="preserve">, MongoDB, DynamoDB | Queues/streams: </w:t>
       </w:r>
       <w:r>
         <w:rPr>
@@ -1056,23 +814,8 @@
         <w:rPr>
           <w:sz w:val="20"/>
         </w:rPr>
-        <w:t xml:space="preserve">, </w:t>
-      </w:r>
-      <w:proofErr w:type="spellStart"/>
-      <w:r>
-        <w:rPr>
-          <w:sz w:val="20"/>
-        </w:rPr>
-        <w:t>RabbitMQ</w:t>
-      </w:r>
-      <w:proofErr w:type="spellEnd"/>
-      <w:r>
-        <w:rPr>
-          <w:sz w:val="20"/>
-        </w:rPr>
-        <w:t xml:space="preserve"> | Search: </w:t>
-      </w:r>
-      <w:proofErr w:type="spellStart"/>
+        <w:t xml:space="preserve">, RabbitMQ | Search: </w:t>
+      </w:r>
       <w:r>
         <w:rPr>
           <w:rStyle w:val="Strong"/>
@@ -1080,14 +823,12 @@
         </w:rPr>
         <w:t>Elasticsearch</w:t>
       </w:r>
-      <w:proofErr w:type="spellEnd"/>
       <w:r>
         <w:rPr>
           <w:sz w:val="20"/>
         </w:rPr>
         <w:t xml:space="preserve">, OpenSearch | Analytics: Redshift, </w:t>
       </w:r>
-      <w:proofErr w:type="spellStart"/>
       <w:r>
         <w:rPr>
           <w:rStyle w:val="Strong"/>
@@ -1095,7 +836,6 @@
         </w:rPr>
         <w:t>BigQuery</w:t>
       </w:r>
-      <w:proofErr w:type="spellEnd"/>
     </w:p>
     <w:p>
       <w:pPr>
@@ -1114,17 +854,8 @@
           <w:rStyle w:val="Strong"/>
           <w:sz w:val="20"/>
         </w:rPr>
-        <w:t xml:space="preserve">Cloud &amp; </w:t>
-      </w:r>
-      <w:proofErr w:type="spellStart"/>
-      <w:r>
-        <w:rPr>
-          <w:rStyle w:val="Strong"/>
-          <w:sz w:val="20"/>
-        </w:rPr>
-        <w:t>DevOps</w:t>
-      </w:r>
-      <w:proofErr w:type="spellEnd"/>
+        <w:t>Cloud &amp; DevOps</w:t>
+      </w:r>
       <w:r>
         <w:rPr>
           <w:sz w:val="20"/>
@@ -1142,122 +873,60 @@
         <w:rPr>
           <w:sz w:val="20"/>
         </w:rPr>
-        <w:t xml:space="preserve">, ECS, EC2, Lambda, API Gateway, S3, </w:t>
-      </w:r>
-      <w:proofErr w:type="spellStart"/>
-      <w:r>
-        <w:rPr>
-          <w:sz w:val="20"/>
-        </w:rPr>
-        <w:t>CloudFront</w:t>
-      </w:r>
-      <w:proofErr w:type="spellEnd"/>
-      <w:r>
-        <w:rPr>
-          <w:sz w:val="20"/>
-        </w:rPr>
-        <w:t xml:space="preserve">, RDS, </w:t>
-      </w:r>
-      <w:proofErr w:type="spellStart"/>
-      <w:r>
-        <w:rPr>
-          <w:sz w:val="20"/>
-        </w:rPr>
-        <w:t>DynamoDB</w:t>
-      </w:r>
-      <w:proofErr w:type="spellEnd"/>
+        <w:t xml:space="preserve">, ECS, EC2, Lambda, API Gateway, S3, CloudFront, RDS, DynamoDB, ElastiCache, EventBridge, Step Functions, IAM | Azure: AKS, App Service, Azure SQL, Service Bus, Key Vault, Application Insights | GCP: GKE, Cloud Run, Pub/Sub, Cloud Storage, </w:t>
+      </w:r>
+      <w:r>
+        <w:rPr>
+          <w:rStyle w:val="Strong"/>
+          <w:sz w:val="20"/>
+        </w:rPr>
+        <w:t>BigQuery</w:t>
+      </w:r>
+      <w:r>
+        <w:rPr>
+          <w:sz w:val="20"/>
+        </w:rPr>
+        <w:t xml:space="preserve"> | </w:t>
+      </w:r>
+      <w:r>
+        <w:rPr>
+          <w:rStyle w:val="Strong"/>
+          <w:sz w:val="20"/>
+        </w:rPr>
+        <w:t>Docker</w:t>
+      </w:r>
       <w:r>
         <w:rPr>
           <w:sz w:val="20"/>
         </w:rPr>
         <w:t xml:space="preserve">, </w:t>
       </w:r>
-      <w:proofErr w:type="spellStart"/>
-      <w:r>
-        <w:rPr>
-          <w:sz w:val="20"/>
-        </w:rPr>
-        <w:t>ElastiCache</w:t>
-      </w:r>
-      <w:proofErr w:type="spellEnd"/>
+      <w:r>
+        <w:rPr>
+          <w:rStyle w:val="Strong"/>
+          <w:sz w:val="20"/>
+        </w:rPr>
+        <w:t>Kubernetes</w:t>
+      </w:r>
       <w:r>
         <w:rPr>
           <w:sz w:val="20"/>
         </w:rPr>
         <w:t xml:space="preserve">, </w:t>
       </w:r>
-      <w:proofErr w:type="spellStart"/>
-      <w:r>
-        <w:rPr>
-          <w:sz w:val="20"/>
-        </w:rPr>
-        <w:t>EventBridge</w:t>
-      </w:r>
-      <w:proofErr w:type="spellEnd"/>
-      <w:r>
-        <w:rPr>
-          <w:sz w:val="20"/>
-        </w:rPr>
-        <w:t xml:space="preserve">, Step Functions, IAM | Azure: AKS, App Service, Azure SQL, Service Bus, Key Vault, Application Insights | GCP: GKE, Cloud Run, Pub/Sub, Cloud Storage, </w:t>
-      </w:r>
-      <w:proofErr w:type="spellStart"/>
-      <w:r>
-        <w:rPr>
-          <w:rStyle w:val="Strong"/>
-          <w:sz w:val="20"/>
-        </w:rPr>
-        <w:t>BigQuery</w:t>
-      </w:r>
-      <w:proofErr w:type="spellEnd"/>
-      <w:r>
-        <w:rPr>
-          <w:sz w:val="20"/>
-        </w:rPr>
-        <w:t xml:space="preserve"> | </w:t>
-      </w:r>
-      <w:proofErr w:type="spellStart"/>
-      <w:r>
-        <w:rPr>
-          <w:rStyle w:val="Strong"/>
-          <w:sz w:val="20"/>
-        </w:rPr>
-        <w:t>Docker</w:t>
-      </w:r>
-      <w:proofErr w:type="spellEnd"/>
+      <w:r>
+        <w:rPr>
+          <w:rStyle w:val="Strong"/>
+          <w:sz w:val="20"/>
+        </w:rPr>
+        <w:t>Helm</w:t>
+      </w:r>
       <w:r>
         <w:rPr>
           <w:sz w:val="20"/>
         </w:rPr>
         <w:t xml:space="preserve">, </w:t>
       </w:r>
-      <w:proofErr w:type="spellStart"/>
-      <w:r>
-        <w:rPr>
-          <w:rStyle w:val="Strong"/>
-          <w:sz w:val="20"/>
-        </w:rPr>
-        <w:t>Kubernetes</w:t>
-      </w:r>
-      <w:proofErr w:type="spellEnd"/>
-      <w:r>
-        <w:rPr>
-          <w:sz w:val="20"/>
-        </w:rPr>
-        <w:t xml:space="preserve">, </w:t>
-      </w:r>
-      <w:r>
-        <w:rPr>
-          <w:rStyle w:val="Strong"/>
-          <w:sz w:val="20"/>
-        </w:rPr>
-        <w:t>Helm</w:t>
-      </w:r>
-      <w:r>
-        <w:rPr>
-          <w:sz w:val="20"/>
-        </w:rPr>
-        <w:t xml:space="preserve">, </w:t>
-      </w:r>
       <w:r>
         <w:rPr>
           <w:rStyle w:val="Strong"/>
@@ -1269,23 +938,8 @@
         <w:rPr>
           <w:sz w:val="20"/>
         </w:rPr>
-        <w:t xml:space="preserve">, </w:t>
-      </w:r>
-      <w:proofErr w:type="spellStart"/>
-      <w:r>
-        <w:rPr>
-          <w:sz w:val="20"/>
-        </w:rPr>
-        <w:t>GitOps</w:t>
-      </w:r>
-      <w:proofErr w:type="spellEnd"/>
-      <w:r>
-        <w:rPr>
-          <w:sz w:val="20"/>
-        </w:rPr>
-        <w:t xml:space="preserve"> | </w:t>
-      </w:r>
-      <w:proofErr w:type="spellStart"/>
+        <w:t xml:space="preserve">, GitOps | </w:t>
+      </w:r>
       <w:r>
         <w:rPr>
           <w:rStyle w:val="Strong"/>
@@ -1293,85 +947,25 @@
         </w:rPr>
         <w:t>Terraform</w:t>
       </w:r>
-      <w:proofErr w:type="spellEnd"/>
-      <w:r>
-        <w:rPr>
-          <w:sz w:val="20"/>
-        </w:rPr>
-        <w:t xml:space="preserve">, </w:t>
-      </w:r>
-      <w:proofErr w:type="spellStart"/>
-      <w:r>
-        <w:rPr>
-          <w:sz w:val="20"/>
-        </w:rPr>
-        <w:t>CloudFormation</w:t>
-      </w:r>
-      <w:proofErr w:type="spellEnd"/>
-      <w:r>
-        <w:rPr>
-          <w:sz w:val="20"/>
-        </w:rPr>
-        <w:t xml:space="preserve"> | CI/CD: </w:t>
-      </w:r>
-      <w:proofErr w:type="spellStart"/>
-      <w:r>
-        <w:rPr>
-          <w:rStyle w:val="Strong"/>
-          <w:sz w:val="20"/>
-        </w:rPr>
-        <w:t>GitHub</w:t>
-      </w:r>
-      <w:proofErr w:type="spellEnd"/>
-      <w:r>
-        <w:rPr>
-          <w:rStyle w:val="Strong"/>
-          <w:sz w:val="20"/>
-        </w:rPr>
-        <w:t xml:space="preserve"> Actions</w:t>
-      </w:r>
-      <w:r>
-        <w:rPr>
-          <w:sz w:val="20"/>
-        </w:rPr>
-        <w:t xml:space="preserve">, </w:t>
-      </w:r>
-      <w:proofErr w:type="spellStart"/>
-      <w:r>
-        <w:rPr>
-          <w:sz w:val="20"/>
-        </w:rPr>
-        <w:t>GitLab</w:t>
-      </w:r>
-      <w:proofErr w:type="spellEnd"/>
-      <w:r>
-        <w:rPr>
-          <w:sz w:val="20"/>
-        </w:rPr>
-        <w:t xml:space="preserve"> CI, Jenkins, Azure </w:t>
-      </w:r>
-      <w:proofErr w:type="spellStart"/>
-      <w:r>
-        <w:rPr>
-          <w:sz w:val="20"/>
-        </w:rPr>
-        <w:t>DevOps</w:t>
-      </w:r>
-      <w:proofErr w:type="spellEnd"/>
-      <w:r>
-        <w:rPr>
-          <w:sz w:val="20"/>
-        </w:rPr>
-        <w:t xml:space="preserve">, </w:t>
-      </w:r>
-      <w:proofErr w:type="spellStart"/>
-      <w:r>
-        <w:rPr>
-          <w:sz w:val="20"/>
-        </w:rPr>
-        <w:t>CircleCI</w:t>
-      </w:r>
-      <w:proofErr w:type="spellEnd"/>
+      <w:r>
+        <w:rPr>
+          <w:sz w:val="20"/>
+        </w:rPr>
+        <w:t xml:space="preserve">, CloudFormation | CI/CD: </w:t>
+      </w:r>
+      <w:r>
+        <w:rPr>
+          <w:rStyle w:val="Strong"/>
+          <w:sz w:val="20"/>
+        </w:rPr>
+        <w:t>GitHub Actions</w:t>
+      </w:r>
+      <w:r>
+        <w:rPr>
+          <w:sz w:val="20"/>
+        </w:rPr>
+        <w:t>, GitLab CI, Jenkins, Azure DevOps, CircleCI</w:t>
+      </w:r>
     </w:p>
     <w:p>
       <w:pPr>
@@ -1385,21 +979,12 @@
           <w:sz w:val="20"/>
         </w:rPr>
       </w:pPr>
-      <w:proofErr w:type="spellStart"/>
-      <w:r>
-        <w:rPr>
-          <w:rStyle w:val="Strong"/>
-          <w:sz w:val="20"/>
-        </w:rPr>
-        <w:t>Observability</w:t>
-      </w:r>
-      <w:proofErr w:type="spellEnd"/>
-      <w:r>
-        <w:rPr>
-          <w:rStyle w:val="Strong"/>
-          <w:sz w:val="20"/>
-        </w:rPr>
-        <w:t>, Quality &amp; Security</w:t>
+      <w:r>
+        <w:rPr>
+          <w:rStyle w:val="Strong"/>
+          <w:sz w:val="20"/>
+        </w:rPr>
+        <w:t>Observability, Quality &amp; Security</w:t>
       </w:r>
       <w:r>
         <w:rPr>
@@ -1407,7 +992,6 @@
         </w:rPr>
         <w:t xml:space="preserve"> — </w:t>
       </w:r>
-      <w:proofErr w:type="spellStart"/>
       <w:r>
         <w:rPr>
           <w:rStyle w:val="Strong"/>
@@ -1415,7 +999,6 @@
         </w:rPr>
         <w:t>OpenTelemetry</w:t>
       </w:r>
-      <w:proofErr w:type="spellEnd"/>
       <w:r>
         <w:rPr>
           <w:sz w:val="20"/>
@@ -1435,7 +1018,6 @@
         </w:rPr>
         <w:t xml:space="preserve">, </w:t>
       </w:r>
-      <w:proofErr w:type="spellStart"/>
       <w:r>
         <w:rPr>
           <w:rStyle w:val="Strong"/>
@@ -1443,47 +1025,31 @@
         </w:rPr>
         <w:t>Grafana</w:t>
       </w:r>
-      <w:proofErr w:type="spellEnd"/>
+      <w:r>
+        <w:rPr>
+          <w:sz w:val="20"/>
+        </w:rPr>
+        <w:t xml:space="preserve">, Datadog, ELK/EFK, CloudWatch, structured logging | Testing: Jest, Mocha, Chai, Cypress, Playwright, API contract tests | Security: </w:t>
+      </w:r>
+      <w:r>
+        <w:rPr>
+          <w:rStyle w:val="Strong"/>
+          <w:sz w:val="20"/>
+        </w:rPr>
+        <w:t>OAuth2</w:t>
+      </w:r>
       <w:r>
         <w:rPr>
           <w:sz w:val="20"/>
         </w:rPr>
         <w:t xml:space="preserve">, </w:t>
       </w:r>
-      <w:proofErr w:type="spellStart"/>
-      <w:r>
-        <w:rPr>
-          <w:sz w:val="20"/>
-        </w:rPr>
-        <w:t>Datadog</w:t>
-      </w:r>
-      <w:proofErr w:type="spellEnd"/>
-      <w:r>
-        <w:rPr>
-          <w:sz w:val="20"/>
-        </w:rPr>
-        <w:t xml:space="preserve">, ELK/EFK, </w:t>
-      </w:r>
-      <w:proofErr w:type="spellStart"/>
-      <w:r>
-        <w:rPr>
-          <w:sz w:val="20"/>
-        </w:rPr>
-        <w:t>CloudWatch</w:t>
-      </w:r>
-      <w:proofErr w:type="spellEnd"/>
-      <w:r>
-        <w:rPr>
-          <w:sz w:val="20"/>
-        </w:rPr>
-        <w:t xml:space="preserve">, structured logging | Testing: Jest, Mocha, Chai, Cypress, Playwright, API contract tests | Security: </w:t>
-      </w:r>
-      <w:r>
-        <w:rPr>
-          <w:rStyle w:val="Strong"/>
-          <w:sz w:val="20"/>
-        </w:rPr>
-        <w:t>OAuth2</w:t>
+      <w:r>
+        <w:rPr>
+          <w:rStyle w:val="Strong"/>
+          <w:sz w:val="20"/>
+        </w:rPr>
+        <w:t>OpenID Connect</w:t>
       </w:r>
       <w:r>
         <w:rPr>
@@ -1491,28 +1057,6 @@
         </w:rPr>
         <w:t xml:space="preserve">, </w:t>
       </w:r>
-      <w:proofErr w:type="spellStart"/>
-      <w:r>
-        <w:rPr>
-          <w:rStyle w:val="Strong"/>
-          <w:sz w:val="20"/>
-        </w:rPr>
-        <w:t>OpenID</w:t>
-      </w:r>
-      <w:proofErr w:type="spellEnd"/>
-      <w:r>
-        <w:rPr>
-          <w:rStyle w:val="Strong"/>
-          <w:sz w:val="20"/>
-        </w:rPr>
-        <w:t xml:space="preserve"> Connect</w:t>
-      </w:r>
-      <w:r>
-        <w:rPr>
-          <w:sz w:val="20"/>
-        </w:rPr>
-        <w:t xml:space="preserve">, </w:t>
-      </w:r>
       <w:r>
         <w:rPr>
           <w:rStyle w:val="Strong"/>
@@ -1524,35 +1068,7 @@
         <w:rPr>
           <w:sz w:val="20"/>
         </w:rPr>
-        <w:t xml:space="preserve">, </w:t>
-      </w:r>
-      <w:proofErr w:type="spellStart"/>
-      <w:r>
-        <w:rPr>
-          <w:sz w:val="20"/>
-        </w:rPr>
-        <w:t>Okta</w:t>
-      </w:r>
-      <w:proofErr w:type="spellEnd"/>
-      <w:r>
-        <w:rPr>
-          <w:sz w:val="20"/>
-        </w:rPr>
-        <w:t xml:space="preserve">, Auth0, AWS </w:t>
-      </w:r>
-      <w:proofErr w:type="spellStart"/>
-      <w:r>
-        <w:rPr>
-          <w:sz w:val="20"/>
-        </w:rPr>
-        <w:t>Cognito</w:t>
-      </w:r>
-      <w:proofErr w:type="spellEnd"/>
-      <w:r>
-        <w:rPr>
-          <w:sz w:val="20"/>
-        </w:rPr>
-        <w:t xml:space="preserve">, rate limiting, </w:t>
+        <w:t xml:space="preserve">, Okta, Auth0, AWS Cognito, rate limiting, </w:t>
       </w:r>
       <w:r>
         <w:rPr>
@@ -1623,7 +1139,6 @@
           <w:szCs w:val="27"/>
         </w:rPr>
       </w:pPr>
-      <w:proofErr w:type="spellStart"/>
       <w:r>
         <w:rPr>
           <w:rFonts w:ascii="Britannic Bold" w:eastAsia="Times New Roman" w:hAnsi="Britannic Bold" w:cs="Arial"/>
@@ -1633,7 +1148,6 @@
         </w:rPr>
         <w:t>SumatoSoft</w:t>
       </w:r>
-      <w:proofErr w:type="spellEnd"/>
     </w:p>
     <w:p>
       <w:pPr>
@@ -1736,21 +1250,7 @@
         <w:rPr>
           <w:sz w:val="20"/>
         </w:rPr>
-        <w:t xml:space="preserve"> pipelines with </w:t>
-      </w:r>
-      <w:proofErr w:type="spellStart"/>
-      <w:r>
-        <w:rPr>
-          <w:sz w:val="20"/>
-        </w:rPr>
-        <w:t>embeddings</w:t>
-      </w:r>
-      <w:proofErr w:type="spellEnd"/>
-      <w:r>
-        <w:rPr>
-          <w:sz w:val="20"/>
-        </w:rPr>
-        <w:t xml:space="preserve">, chunking strategies, retrieval ranking, and </w:t>
+        <w:t xml:space="preserve"> pipelines with embeddings, chunking strategies, retrieval ranking, and </w:t>
       </w:r>
       <w:r>
         <w:rPr>
@@ -1763,23 +1263,7 @@
         <w:rPr>
           <w:sz w:val="20"/>
         </w:rPr>
-        <w:t xml:space="preserve"> (Pinecone, FAISS, Chroma, </w:t>
-      </w:r>
-      <w:proofErr w:type="spellStart"/>
-      <w:proofErr w:type="gramStart"/>
-      <w:r>
-        <w:rPr>
-          <w:sz w:val="20"/>
-        </w:rPr>
-        <w:t>Milvus</w:t>
-      </w:r>
-      <w:proofErr w:type="spellEnd"/>
-      <w:proofErr w:type="gramEnd"/>
-      <w:r>
-        <w:rPr>
-          <w:sz w:val="20"/>
-        </w:rPr>
-        <w:t>) to serve high-recall knowledge experiences.</w:t>
+        <w:t xml:space="preserve"> (Pinecone, FAISS, Chroma, Milvus) to serve high-recall knowledge experiences.</w:t>
       </w:r>
     </w:p>
     <w:p>
@@ -1800,7 +1284,6 @@
         </w:rPr>
         <w:t xml:space="preserve">Delivered scalable inference services on </w:t>
       </w:r>
-      <w:proofErr w:type="spellStart"/>
       <w:r>
         <w:rPr>
           <w:rStyle w:val="Strong"/>
@@ -1808,7 +1291,6 @@
         </w:rPr>
         <w:t>Kubernetes</w:t>
       </w:r>
-      <w:proofErr w:type="spellEnd"/>
       <w:r>
         <w:rPr>
           <w:sz w:val="20"/>
@@ -1860,7 +1342,6 @@
         </w:rPr>
         <w:t xml:space="preserve">Implemented model-serving APIs with </w:t>
       </w:r>
-      <w:proofErr w:type="spellStart"/>
       <w:r>
         <w:rPr>
           <w:rStyle w:val="Strong"/>
@@ -1868,14 +1349,12 @@
         </w:rPr>
         <w:t>FastAPI</w:t>
       </w:r>
-      <w:proofErr w:type="spellEnd"/>
       <w:r>
         <w:rPr>
           <w:sz w:val="20"/>
         </w:rPr>
         <w:t xml:space="preserve"> and </w:t>
       </w:r>
-      <w:proofErr w:type="spellStart"/>
       <w:r>
         <w:rPr>
           <w:rStyle w:val="Strong"/>
@@ -1883,7 +1362,6 @@
         </w:rPr>
         <w:t>gRPC</w:t>
       </w:r>
-      <w:proofErr w:type="spellEnd"/>
       <w:r>
         <w:rPr>
           <w:sz w:val="20"/>
@@ -1941,7 +1419,6 @@
         </w:rPr>
         <w:t xml:space="preserve">Standardized end-to-end </w:t>
       </w:r>
-      <w:proofErr w:type="spellStart"/>
       <w:r>
         <w:rPr>
           <w:rStyle w:val="Strong"/>
@@ -1949,14 +1426,12 @@
         </w:rPr>
         <w:t>MLOps</w:t>
       </w:r>
-      <w:proofErr w:type="spellEnd"/>
       <w:r>
         <w:rPr>
           <w:sz w:val="20"/>
         </w:rPr>
         <w:t xml:space="preserve"> automation with </w:t>
       </w:r>
-      <w:proofErr w:type="spellStart"/>
       <w:r>
         <w:rPr>
           <w:rStyle w:val="Strong"/>
@@ -1964,7 +1439,6 @@
         </w:rPr>
         <w:t>MLflow</w:t>
       </w:r>
-      <w:proofErr w:type="spellEnd"/>
       <w:r>
         <w:rPr>
           <w:sz w:val="20"/>
@@ -2001,21 +1475,7 @@
         <w:rPr>
           <w:sz w:val="20"/>
         </w:rPr>
-        <w:t xml:space="preserve"> and queue-driven workers to keep training and indexing workloads resilient and </w:t>
-      </w:r>
-      <w:proofErr w:type="spellStart"/>
-      <w:r>
-        <w:rPr>
-          <w:sz w:val="20"/>
-        </w:rPr>
-        <w:t>replayable</w:t>
-      </w:r>
-      <w:proofErr w:type="spellEnd"/>
-      <w:r>
-        <w:rPr>
-          <w:sz w:val="20"/>
-        </w:rPr>
-        <w:t>.</w:t>
+        <w:t xml:space="preserve"> and queue-driven workers to keep training and indexing workloads resilient and replayable.</w:t>
       </w:r>
     </w:p>
     <w:p>
@@ -2137,23 +1597,8 @@
         <w:rPr>
           <w:sz w:val="20"/>
         </w:rPr>
-        <w:t xml:space="preserve">Added comprehensive </w:t>
-      </w:r>
-      <w:proofErr w:type="spellStart"/>
-      <w:r>
-        <w:rPr>
-          <w:sz w:val="20"/>
-        </w:rPr>
-        <w:t>observability</w:t>
-      </w:r>
-      <w:proofErr w:type="spellEnd"/>
-      <w:r>
-        <w:rPr>
-          <w:sz w:val="20"/>
-        </w:rPr>
-        <w:t xml:space="preserve"> using </w:t>
-      </w:r>
-      <w:proofErr w:type="spellStart"/>
+        <w:t xml:space="preserve">Added comprehensive observability using </w:t>
+      </w:r>
       <w:r>
         <w:rPr>
           <w:rStyle w:val="Strong"/>
@@ -2161,7 +1606,6 @@
         </w:rPr>
         <w:t>OpenTelemetry</w:t>
       </w:r>
-      <w:proofErr w:type="spellEnd"/>
       <w:r>
         <w:rPr>
           <w:sz w:val="20"/>
@@ -2173,17 +1617,8 @@
           <w:rStyle w:val="Strong"/>
           <w:sz w:val="20"/>
         </w:rPr>
-        <w:t>Prometheus/</w:t>
-      </w:r>
-      <w:proofErr w:type="spellStart"/>
-      <w:r>
-        <w:rPr>
-          <w:rStyle w:val="Strong"/>
-          <w:sz w:val="20"/>
-        </w:rPr>
-        <w:t>Grafana</w:t>
-      </w:r>
-      <w:proofErr w:type="spellEnd"/>
+        <w:t>Prometheus/Grafana</w:t>
+      </w:r>
       <w:r>
         <w:rPr>
           <w:sz w:val="20"/>
@@ -2210,7 +1645,6 @@
         <w:lastRenderedPageBreak/>
         <w:t xml:space="preserve">Implemented structured logging with correlation identifiers across retrieval, generation, and tool-execution steps to make agent runs </w:t>
       </w:r>
-      <w:proofErr w:type="spellStart"/>
       <w:r>
         <w:rPr>
           <w:rStyle w:val="Strong"/>
@@ -2218,7 +1652,6 @@
         </w:rPr>
         <w:t>debuggable</w:t>
       </w:r>
-      <w:proofErr w:type="spellEnd"/>
       <w:r>
         <w:rPr>
           <w:sz w:val="20"/>
@@ -2263,21 +1696,12 @@
         </w:rPr>
         <w:t xml:space="preserve">Delivered document automation features using </w:t>
       </w:r>
-      <w:proofErr w:type="spellStart"/>
-      <w:r>
-        <w:rPr>
-          <w:rStyle w:val="Strong"/>
-          <w:sz w:val="20"/>
-        </w:rPr>
-        <w:t>agentic</w:t>
-      </w:r>
-      <w:proofErr w:type="spellEnd"/>
-      <w:r>
-        <w:rPr>
-          <w:rStyle w:val="Strong"/>
-          <w:sz w:val="20"/>
-        </w:rPr>
-        <w:t xml:space="preserve"> workflows</w:t>
+      <w:r>
+        <w:rPr>
+          <w:rStyle w:val="Strong"/>
+          <w:sz w:val="20"/>
+        </w:rPr>
+        <w:t>agentic workflows</w:t>
       </w:r>
       <w:r>
         <w:rPr>
@@ -2298,19 +1722,11 @@
           <w:sz w:val="20"/>
         </w:rPr>
       </w:pPr>
-      <w:proofErr w:type="spellStart"/>
-      <w:r>
-        <w:rPr>
-          <w:sz w:val="20"/>
-        </w:rPr>
-        <w:t>Productionized</w:t>
-      </w:r>
-      <w:proofErr w:type="spellEnd"/>
-      <w:r>
-        <w:rPr>
-          <w:sz w:val="20"/>
-        </w:rPr>
-        <w:t xml:space="preserve"> CV and NLP modules for extraction and classification, including </w:t>
+      <w:r>
+        <w:rPr>
+          <w:sz w:val="20"/>
+        </w:rPr>
+        <w:t xml:space="preserve">Productionized CV and NLP modules for extraction and classification, including </w:t>
       </w:r>
       <w:r>
         <w:rPr>
@@ -2390,7 +1806,6 @@
           <w:szCs w:val="27"/>
         </w:rPr>
       </w:pPr>
-      <w:proofErr w:type="spellStart"/>
       <w:r>
         <w:rPr>
           <w:rFonts w:ascii="Britannic Bold" w:eastAsia="Times New Roman" w:hAnsi="Britannic Bold" w:cs="Arial"/>
@@ -2400,7 +1815,6 @@
         </w:rPr>
         <w:t>Saritasa</w:t>
       </w:r>
-      <w:proofErr w:type="spellEnd"/>
     </w:p>
     <w:p>
       <w:pPr>
@@ -2528,7 +1942,6 @@
         </w:rPr>
         <w:t xml:space="preserve"> and </w:t>
       </w:r>
-      <w:proofErr w:type="spellStart"/>
       <w:r>
         <w:rPr>
           <w:rStyle w:val="Strong"/>
@@ -2536,7 +1949,6 @@
         </w:rPr>
         <w:t>FastAPI</w:t>
       </w:r>
-      <w:proofErr w:type="spellEnd"/>
       <w:r>
         <w:rPr>
           <w:sz w:val="20"/>
@@ -2620,7 +2032,6 @@
         </w:rPr>
         <w:t xml:space="preserve">Containerized training and inference workloads with </w:t>
       </w:r>
-      <w:proofErr w:type="spellStart"/>
       <w:r>
         <w:rPr>
           <w:rStyle w:val="Strong"/>
@@ -2628,14 +2039,12 @@
         </w:rPr>
         <w:t>Docker</w:t>
       </w:r>
-      <w:proofErr w:type="spellEnd"/>
       <w:r>
         <w:rPr>
           <w:sz w:val="20"/>
         </w:rPr>
         <w:t xml:space="preserve"> and ran deployments on </w:t>
       </w:r>
-      <w:proofErr w:type="spellStart"/>
       <w:r>
         <w:rPr>
           <w:rStyle w:val="Strong"/>
@@ -2643,7 +2052,6 @@
         </w:rPr>
         <w:t>Kubernetes</w:t>
       </w:r>
-      <w:proofErr w:type="spellEnd"/>
       <w:r>
         <w:rPr>
           <w:sz w:val="20"/>
@@ -2667,23 +2075,8 @@
         <w:rPr>
           <w:sz w:val="20"/>
         </w:rPr>
-        <w:t xml:space="preserve">Improved real-time performance by introducing caching and request-level </w:t>
-      </w:r>
-      <w:proofErr w:type="spellStart"/>
-      <w:r>
-        <w:rPr>
-          <w:sz w:val="20"/>
-        </w:rPr>
-        <w:t>memoization</w:t>
-      </w:r>
-      <w:proofErr w:type="spellEnd"/>
-      <w:r>
-        <w:rPr>
-          <w:sz w:val="20"/>
-        </w:rPr>
-        <w:t xml:space="preserve"> patterns backed by </w:t>
-      </w:r>
-      <w:proofErr w:type="spellStart"/>
+        <w:t xml:space="preserve">Improved real-time performance by introducing caching and request-level memoization patterns backed by </w:t>
+      </w:r>
       <w:r>
         <w:rPr>
           <w:rStyle w:val="Strong"/>
@@ -2691,26 +2084,11 @@
         </w:rPr>
         <w:t>Redis</w:t>
       </w:r>
-      <w:proofErr w:type="spellEnd"/>
-      <w:r>
-        <w:rPr>
-          <w:sz w:val="20"/>
-        </w:rPr>
-        <w:t xml:space="preserve"> for hot lookups and frequent </w:t>
-      </w:r>
-      <w:proofErr w:type="spellStart"/>
-      <w:r>
-        <w:rPr>
-          <w:sz w:val="20"/>
-        </w:rPr>
-        <w:t>embeddings</w:t>
-      </w:r>
-      <w:proofErr w:type="spellEnd"/>
-      <w:r>
-        <w:rPr>
-          <w:sz w:val="20"/>
-        </w:rPr>
-        <w:t>.</w:t>
+      <w:r>
+        <w:rPr>
+          <w:sz w:val="20"/>
+        </w:rPr>
+        <w:t xml:space="preserve"> for hot lookups and frequent embeddings.</w:t>
       </w:r>
     </w:p>
     <w:p>
@@ -2750,41 +2128,18 @@
         </w:rPr>
         <w:t xml:space="preserve">Implemented CI/CD automation using </w:t>
       </w:r>
-      <w:proofErr w:type="spellStart"/>
-      <w:r>
-        <w:rPr>
-          <w:rStyle w:val="Strong"/>
-          <w:sz w:val="20"/>
-        </w:rPr>
-        <w:t>GitHub</w:t>
-      </w:r>
-      <w:proofErr w:type="spellEnd"/>
-      <w:r>
-        <w:rPr>
-          <w:rStyle w:val="Strong"/>
-          <w:sz w:val="20"/>
-        </w:rPr>
-        <w:t xml:space="preserve"> Actions</w:t>
-      </w:r>
-      <w:r>
-        <w:rPr>
-          <w:sz w:val="20"/>
-        </w:rPr>
-        <w:t xml:space="preserve">, </w:t>
-      </w:r>
-      <w:proofErr w:type="spellStart"/>
-      <w:r>
-        <w:rPr>
-          <w:sz w:val="20"/>
-        </w:rPr>
-        <w:t>GitLab</w:t>
-      </w:r>
-      <w:proofErr w:type="spellEnd"/>
-      <w:r>
-        <w:rPr>
-          <w:sz w:val="20"/>
-        </w:rPr>
-        <w:t xml:space="preserve"> CI, and Jenkins to run tests, build images, and promote deployments safely.</w:t>
+      <w:r>
+        <w:rPr>
+          <w:rStyle w:val="Strong"/>
+          <w:sz w:val="20"/>
+        </w:rPr>
+        <w:t>GitHub Actions</w:t>
+      </w:r>
+      <w:r>
+        <w:rPr>
+          <w:sz w:val="20"/>
+        </w:rPr>
+        <w:t>, GitLab CI, and Jenkins to run tests, build images, and promote deployments safely.</w:t>
       </w:r>
     </w:p>
     <w:p>
@@ -2818,7 +2173,6 @@
         </w:rPr>
         <w:t xml:space="preserve"> and </w:t>
       </w:r>
-      <w:proofErr w:type="spellStart"/>
       <w:r>
         <w:rPr>
           <w:rStyle w:val="Strong"/>
@@ -2826,7 +2180,6 @@
         </w:rPr>
         <w:t>Grafana</w:t>
       </w:r>
-      <w:proofErr w:type="spellEnd"/>
       <w:r>
         <w:rPr>
           <w:sz w:val="20"/>
@@ -2882,35 +2235,7 @@
         <w:rPr>
           <w:sz w:val="20"/>
         </w:rPr>
-        <w:t xml:space="preserve">Integrated vector similarity search patterns for semantic features, connecting </w:t>
-      </w:r>
-      <w:proofErr w:type="spellStart"/>
-      <w:r>
-        <w:rPr>
-          <w:sz w:val="20"/>
-        </w:rPr>
-        <w:t>embeddings</w:t>
-      </w:r>
-      <w:proofErr w:type="spellEnd"/>
-      <w:r>
-        <w:rPr>
-          <w:sz w:val="20"/>
-        </w:rPr>
-        <w:t xml:space="preserve"> to retrieval layers and tuning recall </w:t>
-      </w:r>
-      <w:proofErr w:type="spellStart"/>
-      <w:r>
-        <w:rPr>
-          <w:sz w:val="20"/>
-        </w:rPr>
-        <w:t>vs</w:t>
-      </w:r>
-      <w:proofErr w:type="spellEnd"/>
-      <w:r>
-        <w:rPr>
-          <w:sz w:val="20"/>
-        </w:rPr>
-        <w:t xml:space="preserve"> latency trade-offs.</w:t>
+        <w:t>Integrated vector similarity search patterns for semantic features, connecting embeddings to retrieval layers and tuning recall vs latency trade-offs.</w:t>
       </w:r>
     </w:p>
     <w:p>
@@ -2967,21 +2292,7 @@
         <w:rPr>
           <w:sz w:val="20"/>
         </w:rPr>
-        <w:t xml:space="preserve">Produced clear internal documentation for deployment </w:t>
-      </w:r>
-      <w:proofErr w:type="spellStart"/>
-      <w:r>
-        <w:rPr>
-          <w:sz w:val="20"/>
-        </w:rPr>
-        <w:t>runbooks</w:t>
-      </w:r>
-      <w:proofErr w:type="spellEnd"/>
-      <w:r>
-        <w:rPr>
-          <w:sz w:val="20"/>
-        </w:rPr>
-        <w:t xml:space="preserve"> and incident response, improving on-call success and reducing repeated support issues.</w:t>
+        <w:t>Produced clear internal documentation for deployment runbooks and incident response, improving on-call success and reducing repeated support issues.</w:t>
       </w:r>
     </w:p>
     <w:p>
@@ -3205,21 +2516,7 @@
         <w:rPr>
           <w:sz w:val="20"/>
         </w:rPr>
-        <w:t xml:space="preserve">Applied feature engineering and </w:t>
-      </w:r>
-      <w:proofErr w:type="spellStart"/>
-      <w:r>
-        <w:rPr>
-          <w:sz w:val="20"/>
-        </w:rPr>
-        <w:t>hyperparameter</w:t>
-      </w:r>
-      <w:proofErr w:type="spellEnd"/>
-      <w:r>
-        <w:rPr>
-          <w:sz w:val="20"/>
-        </w:rPr>
-        <w:t xml:space="preserve"> tuning cycles to improve model accuracy while keeping compute budgets controllable.</w:t>
+        <w:t>Applied feature engineering and hyperparameter tuning cycles to improve model accuracy while keeping compute budgets controllable.</w:t>
       </w:r>
     </w:p>
     <w:p>
@@ -3276,23 +2573,8 @@
         <w:rPr>
           <w:sz w:val="20"/>
         </w:rPr>
-        <w:t>Deployed models to on-</w:t>
-      </w:r>
-      <w:proofErr w:type="spellStart"/>
-      <w:r>
-        <w:rPr>
-          <w:sz w:val="20"/>
-        </w:rPr>
-        <w:t>prem</w:t>
-      </w:r>
-      <w:proofErr w:type="spellEnd"/>
-      <w:r>
-        <w:rPr>
-          <w:sz w:val="20"/>
-        </w:rPr>
-        <w:t xml:space="preserve"> and early cloud environments using </w:t>
-      </w:r>
-      <w:proofErr w:type="spellStart"/>
+        <w:t xml:space="preserve">Deployed models to on-prem and early cloud environments using </w:t>
+      </w:r>
       <w:r>
         <w:rPr>
           <w:rStyle w:val="Strong"/>
@@ -3300,7 +2582,6 @@
         </w:rPr>
         <w:t>Docker</w:t>
       </w:r>
-      <w:proofErr w:type="spellEnd"/>
       <w:r>
         <w:rPr>
           <w:sz w:val="20"/>
@@ -3663,7 +2944,6 @@
           <w:szCs w:val="24"/>
         </w:rPr>
       </w:pPr>
-      <w:proofErr w:type="gramStart"/>
       <w:r>
         <w:rPr>
           <w:rFonts w:ascii="Times New Roman" w:eastAsia="Times New Roman" w:hAnsi="Times New Roman" w:cs="Times New Roman"/>
@@ -3680,17 +2960,7 @@
           <w:bCs/>
           <w:szCs w:val="24"/>
         </w:rPr>
-        <w:t>’s  Degree</w:t>
-      </w:r>
-      <w:proofErr w:type="gramEnd"/>
-      <w:r>
-        <w:rPr>
-          <w:rFonts w:ascii="Times New Roman" w:eastAsia="Times New Roman" w:hAnsi="Times New Roman" w:cs="Times New Roman"/>
-          <w:b/>
-          <w:bCs/>
-          <w:szCs w:val="24"/>
-        </w:rPr>
-        <w:t xml:space="preserve"> </w:t>
+        <w:t xml:space="preserve">’s  Degree </w:t>
       </w:r>
       <w:r>
         <w:rPr>
@@ -3887,7 +3157,6 @@
         </w:rPr>
         <w:t xml:space="preserve">, and worker consumers with </w:t>
       </w:r>
-      <w:proofErr w:type="spellStart"/>
       <w:r>
         <w:rPr>
           <w:rStyle w:val="Strong"/>
@@ -3896,7 +3165,6 @@
         </w:rPr>
         <w:t>idempotency</w:t>
       </w:r>
-      <w:proofErr w:type="spellEnd"/>
       <w:r>
         <w:rPr>
           <w:sz w:val="20"/>
@@ -3926,7 +3194,6 @@
         </w:rPr>
         <w:t xml:space="preserve">Added request tracing and service-level telemetry with </w:t>
       </w:r>
-      <w:proofErr w:type="spellStart"/>
       <w:r>
         <w:rPr>
           <w:rStyle w:val="Strong"/>
@@ -3935,7 +3202,6 @@
         </w:rPr>
         <w:t>OpenTelemetry</w:t>
       </w:r>
-      <w:proofErr w:type="spellEnd"/>
       <w:r>
         <w:rPr>
           <w:sz w:val="20"/>
@@ -3943,74 +3209,20 @@
         </w:rPr>
         <w:t xml:space="preserve"> flowing into </w:t>
       </w:r>
-      <w:proofErr w:type="spellStart"/>
       <w:r>
         <w:rPr>
           <w:rStyle w:val="Strong"/>
           <w:sz w:val="20"/>
           <w:szCs w:val="20"/>
         </w:rPr>
-        <w:t>Datadog</w:t>
-      </w:r>
-      <w:proofErr w:type="spellEnd"/>
-      <w:r>
-        <w:rPr>
-          <w:rStyle w:val="Strong"/>
+        <w:t>Datadog/Grafana/CloudWatch</w:t>
+      </w:r>
+      <w:r>
+        <w:rPr>
           <w:sz w:val="20"/>
           <w:szCs w:val="20"/>
         </w:rPr>
-        <w:t>/</w:t>
-      </w:r>
-      <w:proofErr w:type="spellStart"/>
-      <w:r>
-        <w:rPr>
-          <w:rStyle w:val="Strong"/>
-          <w:sz w:val="20"/>
-          <w:szCs w:val="20"/>
-        </w:rPr>
-        <w:t>Grafana</w:t>
-      </w:r>
-      <w:proofErr w:type="spellEnd"/>
-      <w:r>
-        <w:rPr>
-          <w:rStyle w:val="Strong"/>
-          <w:sz w:val="20"/>
-          <w:szCs w:val="20"/>
-        </w:rPr>
-        <w:t>/</w:t>
-      </w:r>
-      <w:proofErr w:type="spellStart"/>
-      <w:r>
-        <w:rPr>
-          <w:rStyle w:val="Strong"/>
-          <w:sz w:val="20"/>
-          <w:szCs w:val="20"/>
-        </w:rPr>
-        <w:t>CloudWatch</w:t>
-      </w:r>
-      <w:proofErr w:type="spellEnd"/>
-      <w:r>
-        <w:rPr>
-          <w:sz w:val="20"/>
-          <w:szCs w:val="20"/>
-        </w:rPr>
-        <w:t xml:space="preserve">, turning intermittent failures into traceable, </w:t>
-      </w:r>
-      <w:proofErr w:type="spellStart"/>
-      <w:r>
-        <w:rPr>
-          <w:sz w:val="20"/>
-          <w:szCs w:val="20"/>
-        </w:rPr>
-        <w:t>debuggable</w:t>
-      </w:r>
-      <w:proofErr w:type="spellEnd"/>
-      <w:r>
-        <w:rPr>
-          <w:sz w:val="20"/>
-          <w:szCs w:val="20"/>
-        </w:rPr>
-        <w:t xml:space="preserve"> incidents with clear ownership boundaries.</w:t>
+        <w:t>, turning intermittent failures into traceable, debuggable incidents with clear ownership boundaries.</w:t>
       </w:r>
     </w:p>
     <w:p>
@@ -4053,23 +3265,13 @@
         </w:rPr>
         <w:t xml:space="preserve">Implemented searchable operational views using </w:t>
       </w:r>
-      <w:proofErr w:type="spellStart"/>
       <w:r>
         <w:rPr>
           <w:rStyle w:val="Strong"/>
           <w:sz w:val="20"/>
           <w:szCs w:val="20"/>
         </w:rPr>
-        <w:t>Elasticsearch</w:t>
-      </w:r>
-      <w:proofErr w:type="spellEnd"/>
-      <w:r>
-        <w:rPr>
-          <w:rStyle w:val="Strong"/>
-          <w:sz w:val="20"/>
-          <w:szCs w:val="20"/>
-        </w:rPr>
-        <w:t>/OpenSearch</w:t>
+        <w:t>Elasticsearch/OpenSearch</w:t>
       </w:r>
       <w:r>
         <w:rPr>
@@ -4106,18 +3308,8 @@
           <w:sz w:val="20"/>
           <w:szCs w:val="20"/>
         </w:rPr>
-        <w:t>Redshift/</w:t>
-      </w:r>
-      <w:proofErr w:type="spellStart"/>
-      <w:r>
-        <w:rPr>
-          <w:rStyle w:val="Strong"/>
-          <w:sz w:val="20"/>
-          <w:szCs w:val="20"/>
-        </w:rPr>
-        <w:t>BigQuery</w:t>
-      </w:r>
-      <w:proofErr w:type="spellEnd"/>
+        <w:t>Redshift/BigQuery</w:t>
+      </w:r>
       <w:r>
         <w:rPr>
           <w:sz w:val="20"/>
@@ -9669,7 +8861,7 @@
 </file>
 
 <file path=customXml/itemProps1.xml><?xml version="1.0" encoding="utf-8"?>
-<ds:datastoreItem xmlns:ds="http://schemas.openxmlformats.org/officeDocument/2006/customXml" ds:itemID="{57AFC6A9-1148-43DC-A761-2611E5F6BA58}">
+<ds:datastoreItem xmlns:ds="http://schemas.openxmlformats.org/officeDocument/2006/customXml" ds:itemID="{69E27588-4079-4DCE-8BF3-1B747B8B7243}">
   <ds:schemaRefs>
     <ds:schemaRef ds:uri="http://schemas.openxmlformats.org/officeDocument/2006/bibliography"/>
   </ds:schemaRefs>
